--- a/bestapply/products/immigrant-job-search-system/chapters/02-the-immigration-multiplier.fa.docx
+++ b/bestapply/products/immigrant-job-search-system/chapters/02-the-immigration-multiplier.fa.docx
@@ -2,7 +2,7 @@
 <file path=word/document.xml><?xml version="1.0" encoding="utf-8"?>
 <w:document xmlns:w="http://schemas.openxmlformats.org/wordprocessingml/2006/main" xmlns:m="http://schemas.openxmlformats.org/officeDocument/2006/math" xmlns:r="http://schemas.openxmlformats.org/officeDocument/2006/relationships" xmlns:o="urn:schemas-microsoft-com:office:office" xmlns:v="urn:schemas-microsoft-com:vml" xmlns:w10="urn:schemas-microsoft-com:office:word" xmlns:a="http://schemas.openxmlformats.org/drawingml/2006/main" xmlns:pic="http://schemas.openxmlformats.org/drawingml/2006/picture" xmlns:wp="http://schemas.openxmlformats.org/drawingml/2006/wordprocessingDrawing">
   <w:body>
-    <w:bookmarkStart w:id="46" w:name="فصل-۲-ضریب-مهاجرت"/>
+    <w:bookmarkStart w:id="49" w:name="فصل-۲-ضریب-مهاجرت"/>
     <w:p>
       <w:pPr>
         <w:pStyle w:val="Heading1"/>
@@ -119,7 +119,7 @@
         <w:rPr>
           <w:rtl/>
         </w:rPr>
-        <w:t xml:space="preserve">همکار شهروند کانادایی کنار میزت، که داره دقیقاً همون job hunting رو می‌کنه، هیچ‌کدوم از این‌ها براش نیست.</w:t>
+        <w:t xml:space="preserve">همکار شهروندی که کنار میزت نشسته و داره دقیقاً همون job hunting رو می‌کنه، هیچ‌کدوم از این‌ها براش نیست.</w:t>
       </w:r>
     </w:p>
     <w:p>
@@ -175,7 +175,7 @@
         </w:pict>
       </w:r>
     </w:p>
-    <w:bookmarkStart w:id="25" w:name="قانون-۳-برابری"/>
+    <w:bookmarkStart w:id="28" w:name="قانون-۳-برابری"/>
     <w:p>
       <w:pPr>
         <w:pStyle w:val="Heading2"/>
@@ -198,7 +198,7 @@
         <w:rPr>
           <w:rtl/>
         </w:rPr>
-        <w:t xml:space="preserve">یه شهروند کانادایی رو در نظر بگیر که داره apply می‌کنه. هزینهٔ هر application ش:</w:t>
+        <w:t xml:space="preserve">یه شهروند رو در نظر بگیر که داره apply می‌کنه. هزینهٔ هر application ش:</w:t>
       </w:r>
     </w:p>
     <w:p>
@@ -415,19 +415,66 @@
           <w:bCs/>
           <w:b/>
         </w:rPr>
-        <w:t xml:space="preserve">آب شدن امتیاز PR.</w:t>
-      </w:r>
-      <w:r>
-        <w:rPr>
-          <w:rtl/>
-        </w:rPr>
-        <w:t xml:space="preserve"> </w:t>
-      </w:r>
-      <w:r>
-        <w:rPr>
-          <w:rtl/>
-        </w:rPr>
-        <w:t xml:space="preserve">هر ماه بدون سابقهٔ کار حرفه‌ای کانادایی، امتیاز CRS ت داره از پروفایل Express Entry نشت می‌کنه.</w:t>
+        <w:t xml:space="preserve">آب شدن امتیاز PR / Green Card</w:t>
+      </w:r>
+      <w:r>
+        <w:rPr>
+          <w:rStyle w:val="FootnoteReference"/>
+          <w:rtl/>
+        </w:rPr>
+        <w:footnoteReference w:id="24"/>
+      </w:r>
+      <w:r>
+        <w:rPr>
+          <w:rtl/>
+          <w:bCs/>
+          <w:b/>
+        </w:rPr>
+        <w:t xml:space="preserve">.</w:t>
+      </w:r>
+      <w:r>
+        <w:rPr>
+          <w:rtl/>
+        </w:rPr>
+        <w:t xml:space="preserve"> </w:t>
+      </w:r>
+      <w:r>
+        <w:rPr>
+          <w:rtl/>
+        </w:rPr>
+        <w:t xml:space="preserve">هر ماه بدون سابقهٔ کار حرفه‌ای در NA، امتیاز CRS ت داره از پروفایل Express Entry نشت می‌کنه (اگه مسیر کانادا هستی)، یا priority date</w:t>
+      </w:r>
+      <w:r>
+        <w:rPr>
+          <w:rStyle w:val="FootnoteReference"/>
+          <w:rtl/>
+        </w:rPr>
+        <w:footnoteReference w:id="25"/>
+      </w:r>
+      <w:r>
+        <w:rPr>
+          <w:rtl/>
+        </w:rPr>
+        <w:t xml:space="preserve"> </w:t>
+      </w:r>
+      <w:r>
+        <w:rPr>
+          <w:rtl/>
+        </w:rPr>
+        <w:t xml:space="preserve">ات داره عقب می‌افته (اگه US، I-140</w:t>
+      </w:r>
+      <w:r>
+        <w:rPr>
+          <w:rStyle w:val="FootnoteReference"/>
+          <w:rtl/>
+        </w:rPr>
+        <w:footnoteReference w:id="26"/>
+      </w:r>
+      <w:r>
+        <w:rPr>
+          <w:rtl/>
+        </w:rPr>
+        <w:t xml:space="preserve">).</w:t>
       </w:r>
       <w:r>
         <w:rPr>
@@ -566,7 +613,7 @@
           <w:rStyle w:val="FootnoteReference"/>
           <w:rtl/>
         </w:rPr>
-        <w:footnoteReference w:id="24"/>
+        <w:footnoteReference w:id="27"/>
       </w:r>
       <w:r>
         <w:rPr>
@@ -595,8 +642,8 @@
         </w:pict>
       </w:r>
     </w:p>
-    <w:bookmarkEnd w:id="25"/>
-    <w:bookmarkStart w:id="36" w:name="Xba461fa9e8d84199244416bbcff4bce217f2e33"/>
+    <w:bookmarkEnd w:id="28"/>
+    <w:bookmarkStart w:id="39" w:name="Xba461fa9e8d84199244416bbcff4bce217f2e33"/>
     <w:p>
       <w:pPr>
         <w:pStyle w:val="Heading2"/>
@@ -704,7 +751,7 @@
           <w:rStyle w:val="FootnoteReference"/>
           <w:rtl/>
         </w:rPr>
-        <w:footnoteReference w:id="26"/>
+        <w:footnoteReference w:id="29"/>
       </w:r>
       <w:r>
         <w:rPr>
@@ -723,7 +770,7 @@
           <w:rStyle w:val="FootnoteReference"/>
           <w:rtl/>
         </w:rPr>
-        <w:footnoteReference w:id="27"/>
+        <w:footnoteReference w:id="30"/>
       </w:r>
       <w:r>
         <w:rPr>
@@ -736,7 +783,7 @@
           <w:rStyle w:val="FootnoteReference"/>
           <w:rtl/>
         </w:rPr>
-        <w:footnoteReference w:id="28"/>
+        <w:footnoteReference w:id="31"/>
       </w:r>
       <w:r>
         <w:rPr>
@@ -844,7 +891,7 @@
           <w:rStyle w:val="FootnoteReference"/>
           <w:rtl/>
         </w:rPr>
-        <w:footnoteReference w:id="29"/>
+        <w:footnoteReference w:id="32"/>
       </w:r>
       <w:r>
         <w:rPr>
@@ -880,7 +927,7 @@
           <w:rStyle w:val="FootnoteReference"/>
           <w:rtl/>
         </w:rPr>
-        <w:footnoteReference w:id="30"/>
+        <w:footnoteReference w:id="33"/>
       </w:r>
       <w:r>
         <w:rPr>
@@ -993,7 +1040,7 @@
           <w:rStyle w:val="FootnoteReference"/>
           <w:rtl/>
         </w:rPr>
-        <w:footnoteReference w:id="31"/>
+        <w:footnoteReference w:id="34"/>
       </w:r>
       <w:r>
         <w:rPr>
@@ -1089,7 +1136,7 @@
           <w:rStyle w:val="FootnoteReference"/>
           <w:rtl/>
         </w:rPr>
-        <w:footnoteReference w:id="32"/>
+        <w:footnoteReference w:id="35"/>
       </w:r>
       <w:r>
         <w:rPr>
@@ -1102,7 +1149,7 @@
           <w:rStyle w:val="FootnoteReference"/>
           <w:rtl/>
         </w:rPr>
-        <w:footnoteReference w:id="33"/>
+        <w:footnoteReference w:id="36"/>
       </w:r>
       <w:r>
         <w:rPr>
@@ -1115,7 +1162,7 @@
           <w:rStyle w:val="FootnoteReference"/>
           <w:rtl/>
         </w:rPr>
-        <w:footnoteReference w:id="34"/>
+        <w:footnoteReference w:id="37"/>
       </w:r>
     </w:p>
     <w:p>
@@ -1139,7 +1186,7 @@
           <w:rStyle w:val="FootnoteReference"/>
           <w:rtl/>
         </w:rPr>
-        <w:footnoteReference w:id="35"/>
+        <w:footnoteReference w:id="38"/>
       </w:r>
       <w:r>
         <w:rPr>
@@ -1163,7 +1210,7 @@
         <w:rPr>
           <w:rtl/>
         </w:rPr>
-        <w:t xml:space="preserve">این read ۱۵ ثانیه‌ای، تو رو از چیزی که من بهش می‌گم sponsor tax نجات می‌ده — apply کردن به آگهی‌هایی که هیچ‌وقت قرار نبودن تو رو در نظر بگیرن. مهاجرایی که این فیلتر رو نمی‌کنن، ۱۵ تا ۲۵٪ از بودجهٔ application شون رو به رد شدن‌های sponsor tax از دست می‌دن. فصل ۴ ابزار رو می‌سازه؛ این فصل دربارهٔ</w:t>
+        <w:t xml:space="preserve">این read ۱۵ ثانیه‌ای، تو رو از چیزی که من بهش می‌گم sponsor tax نجات می‌ده — apply کردن به آگهی‌هایی که هیچ‌وقت قرار نبودن تو رو در نظر بگیرن. مهاجرایی که این فیلتر رو اعمال نمی‌کنن، ۱۵ تا ۲۵٪ از بودجهٔ application شون رو به رد شدن‌های sponsor tax از دست می‌دن. فصل ۴ ابزار رو می‌سازه؛ این فصل دربارهٔ</w:t>
       </w:r>
       <w:r>
         <w:rPr>
@@ -1206,8 +1253,8 @@
         </w:pict>
       </w:r>
     </w:p>
-    <w:bookmarkEnd w:id="36"/>
-    <w:bookmarkStart w:id="42" w:name="معادله-مدت-اقامت"/>
+    <w:bookmarkEnd w:id="39"/>
+    <w:bookmarkStart w:id="45" w:name="معادله-مدت-اقامت"/>
     <w:p>
       <w:pPr>
         <w:pStyle w:val="Heading2"/>
@@ -1331,7 +1378,7 @@
           <w:rStyle w:val="FootnoteReference"/>
           <w:rtl/>
         </w:rPr>
-        <w:footnoteReference w:id="37"/>
+        <w:footnoteReference w:id="40"/>
       </w:r>
       <w:r>
         <w:rPr>
@@ -1368,14 +1415,14 @@
         <w:rPr>
           <w:rtl/>
         </w:rPr>
-        <w:t xml:space="preserve">= نرخ پاسخ واقعیت. برای مهاجرین کانادایی که application های keyword-optimized</w:t>
-      </w:r>
-      <w:r>
-        <w:rPr>
-          <w:rStyle w:val="FootnoteReference"/>
-          <w:rtl/>
-        </w:rPr>
-        <w:footnoteReference w:id="38"/>
+        <w:t xml:space="preserve">= نرخ پاسخ واقعیت. برای مهاجرینی که application های keyword-optimized</w:t>
+      </w:r>
+      <w:r>
+        <w:rPr>
+          <w:rStyle w:val="FootnoteReference"/>
+          <w:rtl/>
+        </w:rPr>
+        <w:footnoteReference w:id="41"/>
       </w:r>
       <w:r>
         <w:rPr>
@@ -1484,7 +1531,7 @@
           <w:rStyle w:val="FootnoteReference"/>
           <w:rtl/>
         </w:rPr>
-        <w:footnoteReference w:id="39"/>
+        <w:footnoteReference w:id="42"/>
       </w:r>
       <w:r>
         <w:rPr>
@@ -1503,7 +1550,7 @@
           <w:rStyle w:val="FootnoteReference"/>
           <w:rtl/>
         </w:rPr>
-        <w:footnoteReference w:id="40"/>
+        <w:footnoteReference w:id="43"/>
       </w:r>
       <w:r>
         <w:rPr>
@@ -1663,7 +1710,7 @@
           <w:rStyle w:val="FootnoteReference"/>
           <w:rtl/>
         </w:rPr>
-        <w:footnoteReference w:id="41"/>
+        <w:footnoteReference w:id="44"/>
       </w:r>
       <w:r>
         <w:rPr>
@@ -1711,8 +1758,8 @@
         </w:pict>
       </w:r>
     </w:p>
-    <w:bookmarkEnd w:id="42"/>
-    <w:bookmarkStart w:id="44" w:name="سه-حرکت-عملی"/>
+    <w:bookmarkEnd w:id="45"/>
+    <w:bookmarkStart w:id="47" w:name="سه-حرکت-عملی"/>
     <w:p>
       <w:pPr>
         <w:pStyle w:val="Heading2"/>
@@ -1796,7 +1843,7 @@
           <w:rStyle w:val="FootnoteReference"/>
           <w:rtl/>
         </w:rPr>
-        <w:footnoteReference w:id="43"/>
+        <w:footnoteReference w:id="46"/>
       </w:r>
       <w:r>
         <w:rPr>
@@ -1841,8 +1888,8 @@
         </w:pict>
       </w:r>
     </w:p>
-    <w:bookmarkEnd w:id="44"/>
-    <w:bookmarkStart w:id="45" w:name="صفحه-screenshot"/>
+    <w:bookmarkEnd w:id="47"/>
+    <w:bookmarkStart w:id="48" w:name="صفحه-screenshot"/>
     <w:p>
       <w:pPr>
         <w:pStyle w:val="Heading2"/>
@@ -2235,8 +2282,8 @@
         <w:t xml:space="preserve">الان یه شکل از permit ت داری. فصل ۳ آخرین تکهٔ framing ه: پنجرهٔ ۱۲ ماههٔ AI که تازه باز شده، و چرا استراتژی این کتاب امروز کار می‌کنه ولی ممکنه توی ۲۰۲۷ کار نکنه.</w:t>
       </w:r>
     </w:p>
-    <w:bookmarkEnd w:id="45"/>
-    <w:bookmarkEnd w:id="46"/>
+    <w:bookmarkEnd w:id="48"/>
+    <w:bookmarkEnd w:id="49"/>
     <w:sectPr/>
   </w:body>
 </w:document>
@@ -2446,13 +2493,49 @@
           <w:bCs/>
           <w:b/>
         </w:rPr>
-        <w:t xml:space="preserve">unit economics</w:t>
-      </w:r>
-      <w:r>
-        <w:rPr>
-          <w:rtl/>
-        </w:rPr>
-        <w:t xml:space="preserve">: اقتصاد واحد. اصطلاح استارتاپی به معنی محاسبهٔ سود/زیان به ازای هر واحد فعالیت (مثلاً هر مشتری یا هر application).</w:t>
+        <w:t xml:space="preserve">Green Card</w:t>
+      </w:r>
+      <w:r>
+        <w:rPr>
+          <w:rtl/>
+        </w:rPr>
+        <w:t xml:space="preserve">: کارت اقامت دائم آمریکا. معادل PR در کانادا.</w:t>
+      </w:r>
+    </w:p>
+  </w:footnote>
+  <w:footnote w:id="25">
+    <w:p>
+      <w:pPr>
+        <w:pStyle w:val="FootnoteText"/>
+        <w:bidi/>
+        <w:jc w:val="right"/>
+      </w:pPr>
+      <w:r>
+        <w:rPr>
+          <w:rStyle w:val="FootnoteReference"/>
+          <w:rtl/>
+        </w:rPr>
+        <w:footnoteRef/>
+      </w:r>
+      <w:r>
+        <w:rPr>
+          <w:rtl/>
+        </w:rPr>
+        <w:t xml:space="preserve"> </w:t>
+      </w:r>
+      <w:r>
+        <w:rPr>
+          <w:rtl/>
+          <w:bCs/>
+          <w:b/>
+        </w:rPr>
+        <w:t xml:space="preserve">priority date</w:t>
+      </w:r>
+      <w:r>
+        <w:rPr>
+          <w:rtl/>
+        </w:rPr>
+        <w:t xml:space="preserve">: تاریخ اولویت در سیستم مهاجرت آمریکا. تاریخی که پرونده‌ات ثبت شده و رتبهٔ نوبتت در صف Green Card رو تعیین می‌کنه. برای بعضی کشورها (هند، چین) این صف ۵ تا ۱۰ سال طول می‌کشه.</w:t>
       </w:r>
     </w:p>
   </w:footnote>
@@ -2482,13 +2565,13 @@
           <w:bCs/>
           <w:b/>
         </w:rPr>
-        <w:t xml:space="preserve">LMIA (Labour Market Impact Assessment)</w:t>
-      </w:r>
-      <w:r>
-        <w:rPr>
-          <w:rtl/>
-        </w:rPr>
-        <w:t xml:space="preserve">: ارزیابی تأثیر بازار کار. سندی که کارفرمای کانادایی برای استخدام کارگر خارجی باید از دولت کانادا بگیره تا اثبات کنه کارگر کانادایی برای اون شغل موجود نیست.</w:t>
+        <w:t xml:space="preserve">I-140</w:t>
+      </w:r>
+      <w:r>
+        <w:rPr>
+          <w:rtl/>
+        </w:rPr>
+        <w:t xml:space="preserve">: فرم درخواست کارگر ماهر برای Green Card از سمت کارفرمای آمریکایی. یکی از مراحل اصلی گرفتن اقامت دائم از طریق کار.</w:t>
       </w:r>
     </w:p>
   </w:footnote>
@@ -2518,49 +2601,13 @@
           <w:bCs/>
           <w:b/>
         </w:rPr>
-        <w:t xml:space="preserve">Provincial Nominee Programs (PNP)</w:t>
-      </w:r>
-      <w:r>
-        <w:rPr>
-          <w:rtl/>
-        </w:rPr>
-        <w:t xml:space="preserve">: برنامه‌های نامزدی استانی. مسیری موازی با Express Entry که در اون هر استان کاندیدهای مهاجرت خودش رو معرفی می‌کنه.</w:t>
-      </w:r>
-    </w:p>
-  </w:footnote>
-  <w:footnote w:id="28">
-    <w:p>
-      <w:pPr>
-        <w:pStyle w:val="FootnoteText"/>
-        <w:bidi/>
-        <w:jc w:val="right"/>
-      </w:pPr>
-      <w:r>
-        <w:rPr>
-          <w:rStyle w:val="FootnoteReference"/>
-          <w:rtl/>
-        </w:rPr>
-        <w:footnoteRef/>
-      </w:r>
-      <w:r>
-        <w:rPr>
-          <w:rtl/>
-        </w:rPr>
-        <w:t xml:space="preserve"> </w:t>
-      </w:r>
-      <w:r>
-        <w:rPr>
-          <w:rtl/>
-          <w:bCs/>
-          <w:b/>
-        </w:rPr>
-        <w:t xml:space="preserve">H-1B</w:t>
-      </w:r>
-      <w:r>
-        <w:rPr>
-          <w:rtl/>
-        </w:rPr>
-        <w:t xml:space="preserve">: ویزای کار حرفه‌ای غیرمهاجرتی آمریکا برای نیروهای متخصص. سالانه ۸۵ هزار سهمیه داره که با لاتاری تخصیص می‌شه.</w:t>
+        <w:t xml:space="preserve">unit economics</w:t>
+      </w:r>
+      <w:r>
+        <w:rPr>
+          <w:rtl/>
+        </w:rPr>
+        <w:t xml:space="preserve">: اقتصاد واحد. اصطلاح استارتاپی به معنی محاسبهٔ سود/زیان به ازای هر واحد فعالیت (مثلاً هر مشتری یا هر application).</w:t>
       </w:r>
     </w:p>
   </w:footnote>
@@ -2590,13 +2637,13 @@
           <w:bCs/>
           <w:b/>
         </w:rPr>
-        <w:t xml:space="preserve">BOWP (Bridging Open Work Permit)</w:t>
-      </w:r>
-      <w:r>
-        <w:rPr>
-          <w:rtl/>
-        </w:rPr>
-        <w:t xml:space="preserve">: مجوز کار باز پل‌کننده. برای متقاضیان PR کانادا که پروندهٔ فعلی‌شون در حال بررسیه و permit فعلی‌شون رو به منقضی شدن نزدیک.</w:t>
+        <w:t xml:space="preserve">LMIA (Labour Market Impact Assessment)</w:t>
+      </w:r>
+      <w:r>
+        <w:rPr>
+          <w:rtl/>
+        </w:rPr>
+        <w:t xml:space="preserve">: ارزیابی تأثیر بازار کار. سندی که کارفرمای کانادایی برای استخدام کارگر خارجی باید از دولت کانادا بگیره تا اثبات کنه کارگر کانادایی برای اون شغل موجود نیست.</w:t>
       </w:r>
     </w:p>
   </w:footnote>
@@ -2626,13 +2673,13 @@
           <w:bCs/>
           <w:b/>
         </w:rPr>
-        <w:t xml:space="preserve">publicly listed</w:t>
-      </w:r>
-      <w:r>
-        <w:rPr>
-          <w:rtl/>
-        </w:rPr>
-        <w:t xml:space="preserve">: شرکت سهامی عام. شرکتی که سهامش در بورس معامله می‌شه و ملزم به افشای عمومی مالی و استخدام‌هاش هست.</w:t>
+        <w:t xml:space="preserve">Provincial Nominee Programs (PNP)</w:t>
+      </w:r>
+      <w:r>
+        <w:rPr>
+          <w:rtl/>
+        </w:rPr>
+        <w:t xml:space="preserve">: برنامه‌های نامزدی استانی. مسیری موازی با Express Entry که در اون هر استان کاندیدهای مهاجرت خودش رو معرفی می‌کنه.</w:t>
       </w:r>
     </w:p>
   </w:footnote>
@@ -2662,13 +2709,13 @@
           <w:bCs/>
           <w:b/>
         </w:rPr>
-        <w:t xml:space="preserve">Government contractor</w:t>
-      </w:r>
-      <w:r>
-        <w:rPr>
-          <w:rtl/>
-        </w:rPr>
-        <w:t xml:space="preserve">: پیمانکار دولتی. شرکت‌هایی که برای دولت (به‌ویژه فدرال آمریکا) کار انجام می‌دن.</w:t>
+        <w:t xml:space="preserve">H-1B</w:t>
+      </w:r>
+      <w:r>
+        <w:rPr>
+          <w:rtl/>
+        </w:rPr>
+        <w:t xml:space="preserve">: ویزای کار حرفه‌ای غیرمهاجرتی آمریکا برای نیروهای متخصص. سالانه ۸۵ هزار سهمیه داره که با لاتاری تخصیص می‌شه.</w:t>
       </w:r>
     </w:p>
   </w:footnote>
@@ -2698,13 +2745,13 @@
           <w:bCs/>
           <w:b/>
         </w:rPr>
-        <w:t xml:space="preserve">US federal agency</w:t>
-      </w:r>
-      <w:r>
-        <w:rPr>
-          <w:rtl/>
-        </w:rPr>
-        <w:t xml:space="preserve">: سازمان‌های فدرال دولت آمریکا (مثل FBI، NASA، DoD).</w:t>
+        <w:t xml:space="preserve">BOWP (Bridging Open Work Permit)</w:t>
+      </w:r>
+      <w:r>
+        <w:rPr>
+          <w:rtl/>
+        </w:rPr>
+        <w:t xml:space="preserve">: مجوز کار باز پل‌کننده. برای متقاضیان PR کانادا که پروندهٔ فعلی‌شون در حال بررسیه و permit فعلی‌شون رو به منقضی شدن نزدیک.</w:t>
       </w:r>
     </w:p>
   </w:footnote>
@@ -2734,13 +2781,13 @@
           <w:bCs/>
           <w:b/>
         </w:rPr>
-        <w:t xml:space="preserve">defense contractor</w:t>
-      </w:r>
-      <w:r>
-        <w:rPr>
-          <w:rtl/>
-        </w:rPr>
-        <w:t xml:space="preserve">: پیمانکار دفاعی. شرکت‌هایی مثل Lockheed Martin، Raytheon، Boeing که برای وزارت دفاع آمریکا کار می‌کنن.</w:t>
+        <w:t xml:space="preserve">publicly listed</w:t>
+      </w:r>
+      <w:r>
+        <w:rPr>
+          <w:rtl/>
+        </w:rPr>
+        <w:t xml:space="preserve">: شرکت سهامی عام. شرکتی که سهامش در بورس معامله می‌شه و ملزم به افشای عمومی مالی و استخدام‌هاش هست.</w:t>
       </w:r>
     </w:p>
   </w:footnote>
@@ -2770,13 +2817,13 @@
           <w:bCs/>
           <w:b/>
         </w:rPr>
-        <w:t xml:space="preserve">cleared-only role</w:t>
-      </w:r>
-      <w:r>
-        <w:rPr>
-          <w:rtl/>
-        </w:rPr>
-        <w:t xml:space="preserve">: نقش‌هایی که فقط برای افراد دارای مجوز امنیتی (Security Clearance) قابل استخدامن — که این مجوز فقط به شهروندان آمریکا داده می‌شه.</w:t>
+        <w:t xml:space="preserve">Government contractor</w:t>
+      </w:r>
+      <w:r>
+        <w:rPr>
+          <w:rtl/>
+        </w:rPr>
+        <w:t xml:space="preserve">: پیمانکار دولتی. شرکت‌هایی که برای دولت (به‌ویژه فدرال آمریکا) کار انجام می‌دن.</w:t>
       </w:r>
     </w:p>
   </w:footnote>
@@ -2806,13 +2853,49 @@
           <w:bCs/>
           <w:b/>
         </w:rPr>
-        <w:t xml:space="preserve">TS/SCI</w:t>
-      </w:r>
-      <w:r>
-        <w:rPr>
-          <w:rtl/>
-        </w:rPr>
-        <w:t xml:space="preserve">: Top Secret / Sensitive Compartmented Information — بالاترین سطح مجوز امنیتی آمریکا، مخصوص اطلاعات فوق محرمانه.</w:t>
+        <w:t xml:space="preserve">US federal agency</w:t>
+      </w:r>
+      <w:r>
+        <w:rPr>
+          <w:rtl/>
+        </w:rPr>
+        <w:t xml:space="preserve">: سازمان‌های فدرال دولت آمریکا (مثل FBI، NASA، DoD).</w:t>
+      </w:r>
+    </w:p>
+  </w:footnote>
+  <w:footnote w:id="36">
+    <w:p>
+      <w:pPr>
+        <w:pStyle w:val="FootnoteText"/>
+        <w:bidi/>
+        <w:jc w:val="right"/>
+      </w:pPr>
+      <w:r>
+        <w:rPr>
+          <w:rStyle w:val="FootnoteReference"/>
+          <w:rtl/>
+        </w:rPr>
+        <w:footnoteRef/>
+      </w:r>
+      <w:r>
+        <w:rPr>
+          <w:rtl/>
+        </w:rPr>
+        <w:t xml:space="preserve"> </w:t>
+      </w:r>
+      <w:r>
+        <w:rPr>
+          <w:rtl/>
+          <w:bCs/>
+          <w:b/>
+        </w:rPr>
+        <w:t xml:space="preserve">defense contractor</w:t>
+      </w:r>
+      <w:r>
+        <w:rPr>
+          <w:rtl/>
+        </w:rPr>
+        <w:t xml:space="preserve">: پیمانکار دفاعی. شرکت‌هایی مثل Lockheed Martin، Raytheon، Boeing که برای وزارت دفاع آمریکا کار می‌کنن.</w:t>
       </w:r>
     </w:p>
   </w:footnote>
@@ -2842,13 +2925,13 @@
           <w:bCs/>
           <w:b/>
         </w:rPr>
-        <w:t xml:space="preserve">burnout</w:t>
-      </w:r>
-      <w:r>
-        <w:rPr>
-          <w:rtl/>
-        </w:rPr>
-        <w:t xml:space="preserve">: فرسودگی مفرط جسمی و روحی ناشی از کارِ مداوم بدون استراحت. در job hunting یعنی رسیدن به حدی که دیگه نمی‌تونی application خوب بنویسی.</w:t>
+        <w:t xml:space="preserve">cleared-only role</w:t>
+      </w:r>
+      <w:r>
+        <w:rPr>
+          <w:rtl/>
+        </w:rPr>
+        <w:t xml:space="preserve">: نقش‌هایی که فقط برای افراد دارای مجوز امنیتی (Security Clearance) قابل استخدامن — که این مجوز فقط به شهروندان آمریکا داده می‌شه.</w:t>
       </w:r>
     </w:p>
   </w:footnote>
@@ -2878,49 +2961,13 @@
           <w:bCs/>
           <w:b/>
         </w:rPr>
-        <w:t xml:space="preserve">keyword-optimized</w:t>
-      </w:r>
-      <w:r>
-        <w:rPr>
-          <w:rtl/>
-        </w:rPr>
-        <w:t xml:space="preserve">: بهینه‌شده با کلمات کلیدی. یعنی application ی که کلمات کلیدی آگهی رو دقیقاً توی resume و cover letter بازتاب داده تا از ATS رد بشه.</w:t>
-      </w:r>
-    </w:p>
-  </w:footnote>
-  <w:footnote w:id="39">
-    <w:p>
-      <w:pPr>
-        <w:pStyle w:val="FootnoteText"/>
-        <w:bidi/>
-        <w:jc w:val="right"/>
-      </w:pPr>
-      <w:r>
-        <w:rPr>
-          <w:rStyle w:val="FootnoteReference"/>
-          <w:rtl/>
-        </w:rPr>
-        <w:footnoteRef/>
-      </w:r>
-      <w:r>
-        <w:rPr>
-          <w:rtl/>
-        </w:rPr>
-        <w:t xml:space="preserve"> </w:t>
-      </w:r>
-      <w:r>
-        <w:rPr>
-          <w:rtl/>
-          <w:bCs/>
-          <w:b/>
-        </w:rPr>
-        <w:t xml:space="preserve">first-round</w:t>
-      </w:r>
-      <w:r>
-        <w:rPr>
-          <w:rtl/>
-        </w:rPr>
-        <w:t xml:space="preserve">: مرحلهٔ اول مصاحبه. معمولاً یه screening call ۳۰ دقیقه‌ای با recruiter.</w:t>
+        <w:t xml:space="preserve">TS/SCI</w:t>
+      </w:r>
+      <w:r>
+        <w:rPr>
+          <w:rtl/>
+        </w:rPr>
+        <w:t xml:space="preserve">: Top Secret / Sensitive Compartmented Information — بالاترین سطح مجوز امنیتی آمریکا، مخصوص اطلاعات فوق محرمانه.</w:t>
       </w:r>
     </w:p>
   </w:footnote>
@@ -2950,13 +2997,13 @@
           <w:bCs/>
           <w:b/>
         </w:rPr>
-        <w:t xml:space="preserve">onsite</w:t>
-      </w:r>
-      <w:r>
-        <w:rPr>
-          <w:rtl/>
-        </w:rPr>
-        <w:t xml:space="preserve">: مصاحبهٔ حضوری در دفتر شرکت (یا نسخهٔ آنلاین چند ساعته‌ش). معمولاً ۳ تا ۶ ساعت با چندین مصاحبه‌گر متوالی.</w:t>
+        <w:t xml:space="preserve">burnout</w:t>
+      </w:r>
+      <w:r>
+        <w:rPr>
+          <w:rtl/>
+        </w:rPr>
+        <w:t xml:space="preserve">: فرسودگی مفرط جسمی و روحی ناشی از کارِ مداوم بدون استراحت. در job hunting یعنی رسیدن به حدی که دیگه نمی‌تونی application خوب بنویسی.</w:t>
       </w:r>
     </w:p>
   </w:footnote>
@@ -2986,17 +3033,125 @@
           <w:bCs/>
           <w:b/>
         </w:rPr>
-        <w:t xml:space="preserve">worksheet</w:t>
-      </w:r>
-      <w:r>
-        <w:rPr>
-          <w:rtl/>
-        </w:rPr>
-        <w:t xml:space="preserve">: کاربرگ. صفحه‌ای برای پر کردن مقادیر و انجام محاسبات تعاملی — در این کتاب چندین worksheet قابل چاپ در appendix هست.</w:t>
+        <w:t xml:space="preserve">keyword-optimized</w:t>
+      </w:r>
+      <w:r>
+        <w:rPr>
+          <w:rtl/>
+        </w:rPr>
+        <w:t xml:space="preserve">: بهینه‌شده با کلمات کلیدی. یعنی application ی که کلمات کلیدی آگهی رو دقیقاً توی resume و cover letter بازتاب داده تا از ATS رد بشه.</w:t>
+      </w:r>
+    </w:p>
+  </w:footnote>
+  <w:footnote w:id="42">
+    <w:p>
+      <w:pPr>
+        <w:pStyle w:val="FootnoteText"/>
+        <w:bidi/>
+        <w:jc w:val="right"/>
+      </w:pPr>
+      <w:r>
+        <w:rPr>
+          <w:rStyle w:val="FootnoteReference"/>
+          <w:rtl/>
+        </w:rPr>
+        <w:footnoteRef/>
+      </w:r>
+      <w:r>
+        <w:rPr>
+          <w:rtl/>
+        </w:rPr>
+        <w:t xml:space="preserve"> </w:t>
+      </w:r>
+      <w:r>
+        <w:rPr>
+          <w:rtl/>
+          <w:bCs/>
+          <w:b/>
+        </w:rPr>
+        <w:t xml:space="preserve">first-round</w:t>
+      </w:r>
+      <w:r>
+        <w:rPr>
+          <w:rtl/>
+        </w:rPr>
+        <w:t xml:space="preserve">: مرحلهٔ اول مصاحبه. معمولاً یه screening call ۳۰ دقیقه‌ای با recruiter.</w:t>
       </w:r>
     </w:p>
   </w:footnote>
   <w:footnote w:id="43">
+    <w:p>
+      <w:pPr>
+        <w:pStyle w:val="FootnoteText"/>
+        <w:bidi/>
+        <w:jc w:val="right"/>
+      </w:pPr>
+      <w:r>
+        <w:rPr>
+          <w:rStyle w:val="FootnoteReference"/>
+          <w:rtl/>
+        </w:rPr>
+        <w:footnoteRef/>
+      </w:r>
+      <w:r>
+        <w:rPr>
+          <w:rtl/>
+        </w:rPr>
+        <w:t xml:space="preserve"> </w:t>
+      </w:r>
+      <w:r>
+        <w:rPr>
+          <w:rtl/>
+          <w:bCs/>
+          <w:b/>
+        </w:rPr>
+        <w:t xml:space="preserve">onsite</w:t>
+      </w:r>
+      <w:r>
+        <w:rPr>
+          <w:rtl/>
+        </w:rPr>
+        <w:t xml:space="preserve">: مصاحبهٔ حضوری در دفتر شرکت (یا نسخهٔ آنلاین چند ساعته‌ش). معمولاً ۳ تا ۶ ساعت با چندین مصاحبه‌گر متوالی.</w:t>
+      </w:r>
+    </w:p>
+  </w:footnote>
+  <w:footnote w:id="44">
+    <w:p>
+      <w:pPr>
+        <w:pStyle w:val="FootnoteText"/>
+        <w:bidi/>
+        <w:jc w:val="right"/>
+      </w:pPr>
+      <w:r>
+        <w:rPr>
+          <w:rStyle w:val="FootnoteReference"/>
+          <w:rtl/>
+        </w:rPr>
+        <w:footnoteRef/>
+      </w:r>
+      <w:r>
+        <w:rPr>
+          <w:rtl/>
+        </w:rPr>
+        <w:t xml:space="preserve"> </w:t>
+      </w:r>
+      <w:r>
+        <w:rPr>
+          <w:rtl/>
+          <w:bCs/>
+          <w:b/>
+        </w:rPr>
+        <w:t xml:space="preserve">worksheet</w:t>
+      </w:r>
+      <w:r>
+        <w:rPr>
+          <w:rtl/>
+        </w:rPr>
+        <w:t xml:space="preserve">: کاربرگ. صفحه‌ای برای پر کردن مقادیر و انجام محاسبات تعاملی — در این کتاب چندین worksheet قابل چاپ در appendix هست.</w:t>
+      </w:r>
+    </w:p>
+  </w:footnote>
+  <w:footnote w:id="46">
     <w:p>
       <w:pPr>
         <w:pStyle w:val="FootnoteText"/>
